--- a/output/RC-40_再生骨材含有率についてのご報告.docx
+++ b/output/RC-40_再生骨材含有率についてのご報告.docx
@@ -248,7 +248,7 @@
     <w:p>
       <w:pPr/>
       <w:r>
-        <w:t xml:space="preserve">コンクリート二次製品にはプラスチック製スペーサーや鉄筋の結束線が含まれ、破砕・選別を経ても微量が残ることがあります。弊社では、再生砕石を農道の敷砂利に使用した際にこれらが表面に現れ、敷砂利をはがして対応した経験が複数回あります。</w:t>
+        <w:t xml:space="preserve">コンクリート二次製品にはプラスチック製スペーサーや鉄筋の結束線が含まれています。再生砕石の製造過程（破砕・選別）では、これらの小さな異物を100%取り除くことはできません。弊社では、再生砕石を農道の敷砂利に使用した際にこれらが表面に現れ、敷砂利をはがして対応した経験が複数回あります。</w:t>
       </w:r>
     </w:p>
     <w:p>
